--- a/exhibits/Exhibit 18 Vulnerability-to-Compliance Assessment Tool.docx
+++ b/exhibits/Exhibit 18 Vulnerability-to-Compliance Assessment Tool.docx
@@ -292,7 +292,7 @@
         <w:pStyle w:val="ListBullet"/>
       </w:pPr>
       <w:r>
-        <w:t>backend/advisor_api.py — the unified scan → analyze → interview → report pipeline, reusing the RegMap model for control mapping.</w:t>
+        <w:t>backend/advisor_api.py — the unified scan → analyze → interview → report pipeline, reusing the RegMap model for control mapping. RegMap is itself publicly released — Hugging Face (huggingface.co/stetteh/regmap-embedder) and Docker (ghcr.io/samuelgtetteh/regmap-embedder) — so the control-mapping component is open and reproducible (see Exhibit 11A).</w:t>
       </w:r>
     </w:p>
     <w:p>
